--- a/docs/Meimad-NC-Postprocessor-Programmer-Guide-v1.9.docx
+++ b/docs/Meimad-NC-Postprocessor-Programmer-Guide-v1.9.docx
@@ -383,6 +383,7 @@
           <w:rFonts w:ascii="Consolas" w:hAnsi="Consolas"/>
           <w:sz w:val="18"/>
         </w:rPr>
+        <w:lastRenderedPageBreak/>
         <w:t>M30</w:t>
       </w:r>
     </w:p>
@@ -1742,6 +1743,7 @@
                 <w:rFonts w:cs="Calibri"/>
                 <w:sz w:val="19"/>
               </w:rPr>
+              <w:lastRenderedPageBreak/>
               <w:t>ABC123</w:t>
             </w:r>
           </w:p>
@@ -2236,7 +2238,14 @@
         <w:rPr>
           <w:rFonts w:cs="Calibri"/>
         </w:rPr>
-        <w:t>Package Creator expands the pair into the wire-format part-counting events in the Machine's dialect (section 5) only when the assigned Machine has Server Verification enabled. On a verification-disabled Machine both markers are silently removed, nothing is printed, and nothing is counted, but the template stays valid; when verification is enabled later the same released NC starts counting without being re-posted. There is no non-verification path for automated part counting.</w:t>
+        <w:t xml:space="preserve">Package Creator expands the pair into the wire-format part-counting events in the Machine's dialect (section 5) only when the assigned Machine has Server Verification enabled. On a verification-disabled Machine both </w:t>
+      </w:r>
+      <w:r>
+        <w:rPr>
+          <w:rFonts w:cs="Calibri"/>
+        </w:rPr>
+        <w:lastRenderedPageBreak/>
+        <w:t>markers are silently removed, nothing is printed, and nothing is counted, but the template stays valid; when verification is enabled later the same released NC starts counting without being re-posted. There is no non-verification path for automated part counting.</w:t>
       </w:r>
     </w:p>
     <w:p>
@@ -2764,6 +2773,7 @@
         <w:rPr>
           <w:rFonts w:cs="Calibri"/>
         </w:rPr>
+        <w:lastRenderedPageBreak/>
         <w:t>Wrong: a marker per tool (duplicate markers are rejected) or CYCLE_END before an optional stop that may end the program early.</w:t>
       </w:r>
     </w:p>
@@ -9510,7 +9520,7 @@
         <w:rPr>
           <w:rFonts w:cs="Calibri"/>
         </w:rPr>
-        <w:t>SolidCAM posts are GPPL procedures: a block starts with @name, ends with endp, and output appends its arguments to the current NC line. A new NC line is started with the "\J" argument. Without "\J" the whole header would land on one line and the Server would reject the release (the hook must be on its own line). Print the Meimad tokens as literal strings; do not bind them to job, part, or user fields.</w:t>
+        <w:t>SolidCAM posts are GPPL procedures: a procedure begins with @name and ends with endp. Output is written with brace blocks, not an output command. { nl, ... } emits its comma-separated items on a new line, and { nb, ... } emits them on a new numbered block (with the sequence N-number). String literals use single quotes, and a literal placed directly before a variable concatenates ({ nl, 'O' program_number }). Use { nl, ... } for every Meimad line, so each token lands on its own line with no N-number, and write the tokens as literal strings, never bound to job, part, or user fields. Source comments start with ;.</w:t>
       </w:r>
     </w:p>
     <w:p>
@@ -9566,151 +9576,151 @@
           <w:rFonts w:ascii="Consolas" w:hAnsi="Consolas"/>
           <w:sz w:val="18"/>
         </w:rPr>
-        <w:t xml:space="preserve">    output "%"</w:t>
-      </w:r>
-    </w:p>
-    <w:p>
-      <w:pPr>
-        <w:spacing w:after="0" w:line="240" w:lineRule="auto"/>
-        <w:rPr>
-          <w:rFonts w:ascii="Consolas" w:hAnsi="Consolas"/>
-          <w:sz w:val="18"/>
-        </w:rPr>
-      </w:pPr>
-      <w:r>
-        <w:rPr>
-          <w:rFonts w:ascii="Consolas" w:hAnsi="Consolas"/>
-          <w:sz w:val="18"/>
-        </w:rPr>
-        <w:t xml:space="preserve">    output "\J" "O" program_number</w:t>
-      </w:r>
-    </w:p>
-    <w:p>
-      <w:pPr>
-        <w:spacing w:after="0" w:line="240" w:lineRule="auto"/>
-        <w:rPr>
-          <w:rFonts w:ascii="Consolas" w:hAnsi="Consolas"/>
-          <w:sz w:val="18"/>
-        </w:rPr>
-      </w:pPr>
-      <w:r>
-        <w:rPr>
-          <w:rFonts w:ascii="Consolas" w:hAnsi="Consolas"/>
-          <w:sz w:val="18"/>
-        </w:rPr>
-        <w:t xml:space="preserve">    output "\J" "(PART: [[MEIMAD:PART_NAME]])"</w:t>
-      </w:r>
-    </w:p>
-    <w:p>
-      <w:pPr>
-        <w:spacing w:after="0" w:line="240" w:lineRule="auto"/>
-        <w:rPr>
-          <w:rFonts w:ascii="Consolas" w:hAnsi="Consolas"/>
-          <w:sz w:val="18"/>
-        </w:rPr>
-      </w:pPr>
-      <w:r>
-        <w:rPr>
-          <w:rFonts w:ascii="Consolas" w:hAnsi="Consolas"/>
-          <w:sz w:val="18"/>
-        </w:rPr>
-        <w:t xml:space="preserve">    output "\J" "(OPERATION: [[MEIMAD:OPERATION_NAME]])"</w:t>
-      </w:r>
-    </w:p>
-    <w:p>
-      <w:pPr>
-        <w:spacing w:after="0" w:line="240" w:lineRule="auto"/>
-        <w:rPr>
-          <w:rFonts w:ascii="Consolas" w:hAnsi="Consolas"/>
-          <w:sz w:val="18"/>
-        </w:rPr>
-      </w:pPr>
-      <w:r>
-        <w:rPr>
-          <w:rFonts w:ascii="Consolas" w:hAnsi="Consolas"/>
-          <w:sz w:val="18"/>
-        </w:rPr>
-        <w:t xml:space="preserve">    output "\J" "(RUN: [[MEIMAD:PRODUCTION_RUN_ID]])"</w:t>
-      </w:r>
-    </w:p>
-    <w:p>
-      <w:pPr>
-        <w:spacing w:after="0" w:line="240" w:lineRule="auto"/>
-        <w:rPr>
-          <w:rFonts w:ascii="Consolas" w:hAnsi="Consolas"/>
-          <w:sz w:val="18"/>
-        </w:rPr>
-      </w:pPr>
-      <w:r>
-        <w:rPr>
-          <w:rFonts w:ascii="Consolas" w:hAnsi="Consolas"/>
-          <w:sz w:val="18"/>
-        </w:rPr>
-        <w:t xml:space="preserve">    output "\J" "(PACKAGE: [[MEIMAD:PRODUCTION_PACKAGE_ID]])"</w:t>
-      </w:r>
-    </w:p>
-    <w:p>
-      <w:pPr>
-        <w:spacing w:after="0" w:line="240" w:lineRule="auto"/>
-        <w:rPr>
-          <w:rFonts w:ascii="Consolas" w:hAnsi="Consolas"/>
-          <w:sz w:val="18"/>
-        </w:rPr>
-      </w:pPr>
-      <w:r>
-        <w:rPr>
-          <w:rFonts w:ascii="Consolas" w:hAnsi="Consolas"/>
-          <w:sz w:val="18"/>
-        </w:rPr>
-        <w:t xml:space="preserve">    output "\J" "(MACHINE: [[MEIMAD:MACHINE_ID]])"</w:t>
-      </w:r>
-    </w:p>
-    <w:p>
-      <w:pPr>
-        <w:spacing w:after="0" w:line="240" w:lineRule="auto"/>
-        <w:rPr>
-          <w:rFonts w:ascii="Consolas" w:hAnsi="Consolas"/>
-          <w:sz w:val="18"/>
-        </w:rPr>
-      </w:pPr>
-      <w:r>
-        <w:rPr>
-          <w:rFonts w:ascii="Consolas" w:hAnsi="Consolas"/>
-          <w:sz w:val="18"/>
-        </w:rPr>
-        <w:t xml:space="preserve">    output "\J" "(NC RELEASE: [[MEIMAD:NC_RELEASE_ID]])"</w:t>
-      </w:r>
-    </w:p>
-    <w:p>
-      <w:pPr>
-        <w:spacing w:after="0" w:line="240" w:lineRule="auto"/>
-        <w:rPr>
-          <w:rFonts w:ascii="Consolas" w:hAnsi="Consolas"/>
-          <w:sz w:val="18"/>
-        </w:rPr>
-      </w:pPr>
-      <w:r>
-        <w:rPr>
-          <w:rFonts w:ascii="Consolas" w:hAnsi="Consolas"/>
-          <w:sz w:val="18"/>
-        </w:rPr>
-        <w:t xml:space="preserve">    output "\J" "(OFFSET LOADER: [[MEIMAD:OFFSET_LOADER_RELEASE_ID]])"</w:t>
-      </w:r>
-    </w:p>
-    <w:p>
-      <w:pPr>
-        <w:spacing w:after="0" w:line="240" w:lineRule="auto"/>
-        <w:rPr>
-          <w:rFonts w:ascii="Consolas" w:hAnsi="Consolas"/>
-          <w:sz w:val="18"/>
-        </w:rPr>
-      </w:pPr>
-      <w:r>
-        <w:rPr>
-          <w:rFonts w:ascii="Consolas" w:hAnsi="Consolas"/>
-          <w:sz w:val="18"/>
-        </w:rPr>
-        <w:t xml:space="preserve">    output "\J" "[[MEIMAD:VERIFICATION_HOOK]]"</w:t>
+        <w:t xml:space="preserve">    { nl, '%' }</w:t>
+      </w:r>
+    </w:p>
+    <w:p>
+      <w:pPr>
+        <w:spacing w:after="0" w:line="240" w:lineRule="auto"/>
+        <w:rPr>
+          <w:rFonts w:ascii="Consolas" w:hAnsi="Consolas"/>
+          <w:sz w:val="18"/>
+        </w:rPr>
+      </w:pPr>
+      <w:r>
+        <w:rPr>
+          <w:rFonts w:ascii="Consolas" w:hAnsi="Consolas"/>
+          <w:sz w:val="18"/>
+        </w:rPr>
+        <w:t xml:space="preserve">    { nl, 'O' program_number }</w:t>
+      </w:r>
+    </w:p>
+    <w:p>
+      <w:pPr>
+        <w:spacing w:after="0" w:line="240" w:lineRule="auto"/>
+        <w:rPr>
+          <w:rFonts w:ascii="Consolas" w:hAnsi="Consolas"/>
+          <w:sz w:val="18"/>
+        </w:rPr>
+      </w:pPr>
+      <w:r>
+        <w:rPr>
+          <w:rFonts w:ascii="Consolas" w:hAnsi="Consolas"/>
+          <w:sz w:val="18"/>
+        </w:rPr>
+        <w:t xml:space="preserve">    { nl, '(PART: [[MEIMAD:PART_NAME]])' }</w:t>
+      </w:r>
+    </w:p>
+    <w:p>
+      <w:pPr>
+        <w:spacing w:after="0" w:line="240" w:lineRule="auto"/>
+        <w:rPr>
+          <w:rFonts w:ascii="Consolas" w:hAnsi="Consolas"/>
+          <w:sz w:val="18"/>
+        </w:rPr>
+      </w:pPr>
+      <w:r>
+        <w:rPr>
+          <w:rFonts w:ascii="Consolas" w:hAnsi="Consolas"/>
+          <w:sz w:val="18"/>
+        </w:rPr>
+        <w:t xml:space="preserve">    { nl, '(OPERATION: [[MEIMAD:OPERATION_NAME]])' }</w:t>
+      </w:r>
+    </w:p>
+    <w:p>
+      <w:pPr>
+        <w:spacing w:after="0" w:line="240" w:lineRule="auto"/>
+        <w:rPr>
+          <w:rFonts w:ascii="Consolas" w:hAnsi="Consolas"/>
+          <w:sz w:val="18"/>
+        </w:rPr>
+      </w:pPr>
+      <w:r>
+        <w:rPr>
+          <w:rFonts w:ascii="Consolas" w:hAnsi="Consolas"/>
+          <w:sz w:val="18"/>
+        </w:rPr>
+        <w:t xml:space="preserve">    { nl, '(RUN: [[MEIMAD:PRODUCTION_RUN_ID]])' }</w:t>
+      </w:r>
+    </w:p>
+    <w:p>
+      <w:pPr>
+        <w:spacing w:after="0" w:line="240" w:lineRule="auto"/>
+        <w:rPr>
+          <w:rFonts w:ascii="Consolas" w:hAnsi="Consolas"/>
+          <w:sz w:val="18"/>
+        </w:rPr>
+      </w:pPr>
+      <w:r>
+        <w:rPr>
+          <w:rFonts w:ascii="Consolas" w:hAnsi="Consolas"/>
+          <w:sz w:val="18"/>
+        </w:rPr>
+        <w:t xml:space="preserve">    { nl, '(PACKAGE: [[MEIMAD:PRODUCTION_PACKAGE_ID]])' }</w:t>
+      </w:r>
+    </w:p>
+    <w:p>
+      <w:pPr>
+        <w:spacing w:after="0" w:line="240" w:lineRule="auto"/>
+        <w:rPr>
+          <w:rFonts w:ascii="Consolas" w:hAnsi="Consolas"/>
+          <w:sz w:val="18"/>
+        </w:rPr>
+      </w:pPr>
+      <w:r>
+        <w:rPr>
+          <w:rFonts w:ascii="Consolas" w:hAnsi="Consolas"/>
+          <w:sz w:val="18"/>
+        </w:rPr>
+        <w:t xml:space="preserve">    { nl, '(MACHINE: [[MEIMAD:MACHINE_ID]])' }</w:t>
+      </w:r>
+    </w:p>
+    <w:p>
+      <w:pPr>
+        <w:spacing w:after="0" w:line="240" w:lineRule="auto"/>
+        <w:rPr>
+          <w:rFonts w:ascii="Consolas" w:hAnsi="Consolas"/>
+          <w:sz w:val="18"/>
+        </w:rPr>
+      </w:pPr>
+      <w:r>
+        <w:rPr>
+          <w:rFonts w:ascii="Consolas" w:hAnsi="Consolas"/>
+          <w:sz w:val="18"/>
+        </w:rPr>
+        <w:t xml:space="preserve">    { nl, '(NC RELEASE: [[MEIMAD:NC_RELEASE_ID]])' }</w:t>
+      </w:r>
+    </w:p>
+    <w:p>
+      <w:pPr>
+        <w:spacing w:after="0" w:line="240" w:lineRule="auto"/>
+        <w:rPr>
+          <w:rFonts w:ascii="Consolas" w:hAnsi="Consolas"/>
+          <w:sz w:val="18"/>
+        </w:rPr>
+      </w:pPr>
+      <w:r>
+        <w:rPr>
+          <w:rFonts w:ascii="Consolas" w:hAnsi="Consolas"/>
+          <w:sz w:val="18"/>
+        </w:rPr>
+        <w:t xml:space="preserve">    { nl, '(OFFSET LOADER: [[MEIMAD:OFFSET_LOADER_RELEASE_ID]])' }</w:t>
+      </w:r>
+    </w:p>
+    <w:p>
+      <w:pPr>
+        <w:spacing w:after="0" w:line="240" w:lineRule="auto"/>
+        <w:rPr>
+          <w:rFonts w:ascii="Consolas" w:hAnsi="Consolas"/>
+          <w:sz w:val="18"/>
+        </w:rPr>
+      </w:pPr>
+      <w:r>
+        <w:rPr>
+          <w:rFonts w:ascii="Consolas" w:hAnsi="Consolas"/>
+          <w:sz w:val="18"/>
+        </w:rPr>
+        <w:t xml:space="preserve">    { nl, '[[MEIMAD:VERIFICATION_HOOK]]' }</w:t>
       </w:r>
     </w:p>
     <w:p>
@@ -9742,71 +9752,71 @@
           <w:rFonts w:ascii="Consolas" w:hAnsi="Consolas"/>
           <w:sz w:val="18"/>
         </w:rPr>
-        <w:t xml:space="preserve">    output "\J" "POPEN"</w:t>
-      </w:r>
-    </w:p>
-    <w:p>
-      <w:pPr>
-        <w:spacing w:after="0" w:line="240" w:lineRule="auto"/>
-        <w:rPr>
-          <w:rFonts w:ascii="Consolas" w:hAnsi="Consolas"/>
-          <w:sz w:val="18"/>
-        </w:rPr>
-      </w:pPr>
-      <w:r>
-        <w:rPr>
-          <w:rFonts w:ascii="Consolas" w:hAnsi="Consolas"/>
-          <w:sz w:val="18"/>
-        </w:rPr>
-        <w:t xml:space="preserve">    output "\J" "[[MEIMAD:EVENT_CONTEXT]]"</w:t>
-      </w:r>
-    </w:p>
-    <w:p>
-      <w:pPr>
-        <w:spacing w:after="0" w:line="240" w:lineRule="auto"/>
-        <w:rPr>
-          <w:rFonts w:ascii="Consolas" w:hAnsi="Consolas"/>
-          <w:sz w:val="18"/>
-        </w:rPr>
-      </w:pPr>
-      <w:r>
-        <w:rPr>
-          <w:rFonts w:ascii="Consolas" w:hAnsi="Consolas"/>
-          <w:sz w:val="18"/>
-        </w:rPr>
-        <w:t xml:space="preserve">    output "\J" "DPRNT[[[MEIMAD:PART_NAME]]]"</w:t>
-      </w:r>
-    </w:p>
-    <w:p>
-      <w:pPr>
-        <w:spacing w:after="0" w:line="240" w:lineRule="auto"/>
-        <w:rPr>
-          <w:rFonts w:ascii="Consolas" w:hAnsi="Consolas"/>
-          <w:sz w:val="18"/>
-        </w:rPr>
-      </w:pPr>
-      <w:r>
-        <w:rPr>
-          <w:rFonts w:ascii="Consolas" w:hAnsi="Consolas"/>
-          <w:sz w:val="18"/>
-        </w:rPr>
-        <w:t xml:space="preserve">    output "\J" "[[MEIMAD:CYCLE_START]]"</w:t>
-      </w:r>
-    </w:p>
-    <w:p>
-      <w:pPr>
-        <w:spacing w:after="0" w:line="240" w:lineRule="auto"/>
-        <w:rPr>
-          <w:rFonts w:ascii="Consolas" w:hAnsi="Consolas"/>
-          <w:sz w:val="18"/>
-        </w:rPr>
-      </w:pPr>
-      <w:r>
-        <w:rPr>
-          <w:rFonts w:ascii="Consolas" w:hAnsi="Consolas"/>
-          <w:sz w:val="18"/>
-        </w:rPr>
-        <w:t xml:space="preserve">    output "\J" "G90 G17 G40 G49 G80"</w:t>
+        <w:t xml:space="preserve">    { nl, 'POPEN' }</w:t>
+      </w:r>
+    </w:p>
+    <w:p>
+      <w:pPr>
+        <w:spacing w:after="0" w:line="240" w:lineRule="auto"/>
+        <w:rPr>
+          <w:rFonts w:ascii="Consolas" w:hAnsi="Consolas"/>
+          <w:sz w:val="18"/>
+        </w:rPr>
+      </w:pPr>
+      <w:r>
+        <w:rPr>
+          <w:rFonts w:ascii="Consolas" w:hAnsi="Consolas"/>
+          <w:sz w:val="18"/>
+        </w:rPr>
+        <w:t xml:space="preserve">    { nl, '[[MEIMAD:EVENT_CONTEXT]]' }</w:t>
+      </w:r>
+    </w:p>
+    <w:p>
+      <w:pPr>
+        <w:spacing w:after="0" w:line="240" w:lineRule="auto"/>
+        <w:rPr>
+          <w:rFonts w:ascii="Consolas" w:hAnsi="Consolas"/>
+          <w:sz w:val="18"/>
+        </w:rPr>
+      </w:pPr>
+      <w:r>
+        <w:rPr>
+          <w:rFonts w:ascii="Consolas" w:hAnsi="Consolas"/>
+          <w:sz w:val="18"/>
+        </w:rPr>
+        <w:t xml:space="preserve">    { nl, 'DPRNT[[[MEIMAD:PART_NAME]]]' }</w:t>
+      </w:r>
+    </w:p>
+    <w:p>
+      <w:pPr>
+        <w:spacing w:after="0" w:line="240" w:lineRule="auto"/>
+        <w:rPr>
+          <w:rFonts w:ascii="Consolas" w:hAnsi="Consolas"/>
+          <w:sz w:val="18"/>
+        </w:rPr>
+      </w:pPr>
+      <w:r>
+        <w:rPr>
+          <w:rFonts w:ascii="Consolas" w:hAnsi="Consolas"/>
+          <w:sz w:val="18"/>
+        </w:rPr>
+        <w:t xml:space="preserve">    { nl, '[[MEIMAD:CYCLE_START]]' }</w:t>
+      </w:r>
+    </w:p>
+    <w:p>
+      <w:pPr>
+        <w:spacing w:after="0" w:line="240" w:lineRule="auto"/>
+        <w:rPr>
+          <w:rFonts w:ascii="Consolas" w:hAnsi="Consolas"/>
+          <w:sz w:val="18"/>
+        </w:rPr>
+      </w:pPr>
+      <w:r>
+        <w:rPr>
+          <w:rFonts w:ascii="Consolas" w:hAnsi="Consolas"/>
+          <w:sz w:val="18"/>
+        </w:rPr>
+        <w:t xml:space="preserve">    { nl, 'G90 G17 G40 G49 G80' }</w:t>
       </w:r>
     </w:p>
     <w:p>
@@ -9888,7 +9898,7 @@
           <w:rFonts w:ascii="Consolas" w:hAnsi="Consolas"/>
           <w:sz w:val="18"/>
         </w:rPr>
-        <w:t xml:space="preserve">    output "\J" "[[MEIMAD:CYCLE_END]]"</w:t>
+        <w:t xml:space="preserve">    { nl, '[[MEIMAD:CYCLE_END]]' }</w:t>
       </w:r>
     </w:p>
     <w:p>
@@ -9920,39 +9930,39 @@
           <w:rFonts w:ascii="Consolas" w:hAnsi="Consolas"/>
           <w:sz w:val="18"/>
         </w:rPr>
-        <w:t xml:space="preserve">    output "\J" "PCLOS"</w:t>
-      </w:r>
-    </w:p>
-    <w:p>
-      <w:pPr>
-        <w:spacing w:after="0" w:line="240" w:lineRule="auto"/>
-        <w:rPr>
-          <w:rFonts w:ascii="Consolas" w:hAnsi="Consolas"/>
-          <w:sz w:val="18"/>
-        </w:rPr>
-      </w:pPr>
-      <w:r>
-        <w:rPr>
-          <w:rFonts w:ascii="Consolas" w:hAnsi="Consolas"/>
-          <w:sz w:val="18"/>
-        </w:rPr>
-        <w:t xml:space="preserve">    output "\J" "M30"</w:t>
-      </w:r>
-    </w:p>
-    <w:p>
-      <w:pPr>
-        <w:spacing w:after="0" w:line="240" w:lineRule="auto"/>
-        <w:rPr>
-          <w:rFonts w:ascii="Consolas" w:hAnsi="Consolas"/>
-          <w:sz w:val="18"/>
-        </w:rPr>
-      </w:pPr>
-      <w:r>
-        <w:rPr>
-          <w:rFonts w:ascii="Consolas" w:hAnsi="Consolas"/>
-          <w:sz w:val="18"/>
-        </w:rPr>
-        <w:t xml:space="preserve">    output "\J" "%"</w:t>
+        <w:t xml:space="preserve">    { nl, 'PCLOS' }</w:t>
+      </w:r>
+    </w:p>
+    <w:p>
+      <w:pPr>
+        <w:spacing w:after="0" w:line="240" w:lineRule="auto"/>
+        <w:rPr>
+          <w:rFonts w:ascii="Consolas" w:hAnsi="Consolas"/>
+          <w:sz w:val="18"/>
+        </w:rPr>
+      </w:pPr>
+      <w:r>
+        <w:rPr>
+          <w:rFonts w:ascii="Consolas" w:hAnsi="Consolas"/>
+          <w:sz w:val="18"/>
+        </w:rPr>
+        <w:t xml:space="preserve">    { nl, 'M30' }</w:t>
+      </w:r>
+    </w:p>
+    <w:p>
+      <w:pPr>
+        <w:spacing w:after="0" w:line="240" w:lineRule="auto"/>
+        <w:rPr>
+          <w:rFonts w:ascii="Consolas" w:hAnsi="Consolas"/>
+          <w:sz w:val="18"/>
+        </w:rPr>
+      </w:pPr>
+      <w:r>
+        <w:rPr>
+          <w:rFonts w:ascii="Consolas" w:hAnsi="Consolas"/>
+          <w:sz w:val="18"/>
+        </w:rPr>
+        <w:t xml:space="preserve">    { nl, '%' }</w:t>
       </w:r>
     </w:p>
     <w:p>
@@ -10021,199 +10031,215 @@
           <w:rFonts w:ascii="Consolas" w:hAnsi="Consolas"/>
           <w:sz w:val="18"/>
         </w:rPr>
-        <w:t xml:space="preserve">    output "(PART: [[MEIMAD:PART_NAME]])"</w:t>
-      </w:r>
-    </w:p>
-    <w:p>
-      <w:pPr>
-        <w:spacing w:after="0" w:line="240" w:lineRule="auto"/>
-        <w:rPr>
-          <w:rFonts w:ascii="Consolas" w:hAnsi="Consolas"/>
-          <w:sz w:val="18"/>
-        </w:rPr>
-      </w:pPr>
-      <w:r>
-        <w:rPr>
-          <w:rFonts w:ascii="Consolas" w:hAnsi="Consolas"/>
-          <w:sz w:val="18"/>
-        </w:rPr>
-        <w:t xml:space="preserve">    output "\J" "(OPERATION: [[MEIMAD:OPERATION_NAME]])"</w:t>
-      </w:r>
-    </w:p>
-    <w:p>
-      <w:pPr>
-        <w:spacing w:after="0" w:line="240" w:lineRule="auto"/>
-        <w:rPr>
-          <w:rFonts w:ascii="Consolas" w:hAnsi="Consolas"/>
-          <w:sz w:val="18"/>
-        </w:rPr>
-      </w:pPr>
-      <w:r>
-        <w:rPr>
-          <w:rFonts w:ascii="Consolas" w:hAnsi="Consolas"/>
-          <w:sz w:val="18"/>
-        </w:rPr>
-        <w:t xml:space="preserve">    output "\J" "(RUN: [[MEIMAD:PRODUCTION_RUN_ID]])"</w:t>
-      </w:r>
-    </w:p>
-    <w:p>
-      <w:pPr>
-        <w:spacing w:after="0" w:line="240" w:lineRule="auto"/>
-        <w:rPr>
-          <w:rFonts w:ascii="Consolas" w:hAnsi="Consolas"/>
-          <w:sz w:val="18"/>
-        </w:rPr>
-      </w:pPr>
-      <w:r>
-        <w:rPr>
-          <w:rFonts w:ascii="Consolas" w:hAnsi="Consolas"/>
-          <w:sz w:val="18"/>
-        </w:rPr>
-        <w:t xml:space="preserve">    output "\J" "(PACKAGE: [[MEIMAD:PRODUCTION_PACKAGE_ID]])"</w:t>
-      </w:r>
-    </w:p>
-    <w:p>
-      <w:pPr>
-        <w:spacing w:after="0" w:line="240" w:lineRule="auto"/>
-        <w:rPr>
-          <w:rFonts w:ascii="Consolas" w:hAnsi="Consolas"/>
-          <w:sz w:val="18"/>
-        </w:rPr>
-      </w:pPr>
-      <w:r>
-        <w:rPr>
-          <w:rFonts w:ascii="Consolas" w:hAnsi="Consolas"/>
-          <w:sz w:val="18"/>
-        </w:rPr>
-        <w:t xml:space="preserve">    output "\J" "(MACHINE: [[MEIMAD:MACHINE_ID]])"</w:t>
-      </w:r>
-    </w:p>
-    <w:p>
-      <w:pPr>
-        <w:spacing w:after="0" w:line="240" w:lineRule="auto"/>
-        <w:rPr>
-          <w:rFonts w:ascii="Consolas" w:hAnsi="Consolas"/>
-          <w:sz w:val="18"/>
-        </w:rPr>
-      </w:pPr>
-      <w:r>
-        <w:rPr>
-          <w:rFonts w:ascii="Consolas" w:hAnsi="Consolas"/>
-          <w:sz w:val="18"/>
-        </w:rPr>
-        <w:t xml:space="preserve">    output "\J" "(NC RELEASE: [[MEIMAD:NC_RELEASE_ID]])"</w:t>
-      </w:r>
-    </w:p>
-    <w:p>
-      <w:pPr>
-        <w:spacing w:after="0" w:line="240" w:lineRule="auto"/>
-        <w:rPr>
-          <w:rFonts w:ascii="Consolas" w:hAnsi="Consolas"/>
-          <w:sz w:val="18"/>
-        </w:rPr>
-      </w:pPr>
-      <w:r>
-        <w:rPr>
-          <w:rFonts w:ascii="Consolas" w:hAnsi="Consolas"/>
-          <w:sz w:val="18"/>
-        </w:rPr>
-        <w:t xml:space="preserve">    output "\J" "(OFFSET LOADER: [[MEIMAD:OFFSET_LOADER_RELEASE_ID]])"</w:t>
-      </w:r>
-    </w:p>
-    <w:p>
-      <w:pPr>
-        <w:spacing w:after="0" w:line="240" w:lineRule="auto"/>
-        <w:rPr>
-          <w:rFonts w:ascii="Consolas" w:hAnsi="Consolas"/>
-          <w:sz w:val="18"/>
-        </w:rPr>
-      </w:pPr>
-      <w:r>
-        <w:rPr>
-          <w:rFonts w:ascii="Consolas" w:hAnsi="Consolas"/>
-          <w:sz w:val="18"/>
-        </w:rPr>
-        <w:t xml:space="preserve">    output "\J" "[[MEIMAD:VERIFICATION_HOOK]]"</w:t>
-      </w:r>
-    </w:p>
-    <w:p>
-      <w:pPr>
-        <w:spacing w:after="0" w:line="240" w:lineRule="auto"/>
-        <w:rPr>
-          <w:rFonts w:ascii="Consolas" w:hAnsi="Consolas"/>
-          <w:sz w:val="18"/>
-        </w:rPr>
-      </w:pPr>
-      <w:r>
-        <w:rPr>
-          <w:rFonts w:ascii="Consolas" w:hAnsi="Consolas"/>
-          <w:sz w:val="18"/>
-        </w:rPr>
-        <w:t xml:space="preserve">    output "\J" "[[MEIMAD:EVENT_CONTEXT]]"</w:t>
-      </w:r>
-    </w:p>
-    <w:p>
-      <w:pPr>
-        <w:spacing w:after="0" w:line="240" w:lineRule="auto"/>
-        <w:rPr>
-          <w:rFonts w:ascii="Consolas" w:hAnsi="Consolas"/>
-          <w:sz w:val="18"/>
-        </w:rPr>
-      </w:pPr>
-      <w:r>
-        <w:rPr>
-          <w:rFonts w:ascii="Consolas" w:hAnsi="Consolas"/>
-          <w:sz w:val="18"/>
-        </w:rPr>
-        <w:t xml:space="preserve">    output "\J" "PUT '[[MEIMAD:PART_NAME]]'"</w:t>
-      </w:r>
-    </w:p>
-    <w:p>
-      <w:pPr>
-        <w:spacing w:after="0" w:line="240" w:lineRule="auto"/>
-        <w:rPr>
-          <w:rFonts w:ascii="Consolas" w:hAnsi="Consolas"/>
-          <w:sz w:val="18"/>
-        </w:rPr>
-      </w:pPr>
-      <w:r>
-        <w:rPr>
-          <w:rFonts w:ascii="Consolas" w:hAnsi="Consolas"/>
-          <w:sz w:val="18"/>
-        </w:rPr>
-        <w:t xml:space="preserve">    output "\J" "WRITE C"</w:t>
-      </w:r>
-    </w:p>
-    <w:p>
-      <w:pPr>
-        <w:spacing w:after="0" w:line="240" w:lineRule="auto"/>
-        <w:rPr>
-          <w:rFonts w:ascii="Consolas" w:hAnsi="Consolas"/>
-          <w:sz w:val="18"/>
-        </w:rPr>
-      </w:pPr>
-      <w:r>
-        <w:rPr>
-          <w:rFonts w:ascii="Consolas" w:hAnsi="Consolas"/>
-          <w:sz w:val="18"/>
-        </w:rPr>
-        <w:t xml:space="preserve">    output "\J" "[[MEIMAD:CYCLE_START]]"</w:t>
-      </w:r>
-    </w:p>
-    <w:p>
-      <w:pPr>
-        <w:spacing w:after="0" w:line="240" w:lineRule="auto"/>
-        <w:rPr>
-          <w:rFonts w:ascii="Consolas" w:hAnsi="Consolas"/>
-          <w:sz w:val="18"/>
-        </w:rPr>
-      </w:pPr>
-      <w:r>
-        <w:rPr>
-          <w:rFonts w:ascii="Consolas" w:hAnsi="Consolas"/>
-          <w:sz w:val="18"/>
-        </w:rPr>
-        <w:t xml:space="preserve">    output "\J" "G15 H1"</w:t>
+        <w:t xml:space="preserve">    { nl, '(PART: [[MEIMAD:PART_NAME]])' }</w:t>
+      </w:r>
+    </w:p>
+    <w:p>
+      <w:pPr>
+        <w:spacing w:after="0" w:line="240" w:lineRule="auto"/>
+        <w:rPr>
+          <w:rFonts w:ascii="Consolas" w:hAnsi="Consolas"/>
+          <w:sz w:val="18"/>
+        </w:rPr>
+      </w:pPr>
+      <w:r>
+        <w:rPr>
+          <w:rFonts w:ascii="Consolas" w:hAnsi="Consolas"/>
+          <w:sz w:val="18"/>
+        </w:rPr>
+        <w:t xml:space="preserve">    { nl, '(OPERATION: [[MEIMAD:OPERATION_NAME]])' }</w:t>
+      </w:r>
+    </w:p>
+    <w:p>
+      <w:pPr>
+        <w:spacing w:after="0" w:line="240" w:lineRule="auto"/>
+        <w:rPr>
+          <w:rFonts w:ascii="Consolas" w:hAnsi="Consolas"/>
+          <w:sz w:val="18"/>
+        </w:rPr>
+      </w:pPr>
+      <w:r>
+        <w:rPr>
+          <w:rFonts w:ascii="Consolas" w:hAnsi="Consolas"/>
+          <w:sz w:val="18"/>
+        </w:rPr>
+        <w:t xml:space="preserve">    { nl, '(RUN: [[MEIMAD:PRODUCTION_RUN_ID]])' }</w:t>
+      </w:r>
+    </w:p>
+    <w:p>
+      <w:pPr>
+        <w:spacing w:after="0" w:line="240" w:lineRule="auto"/>
+        <w:rPr>
+          <w:rFonts w:ascii="Consolas" w:hAnsi="Consolas"/>
+          <w:sz w:val="18"/>
+        </w:rPr>
+      </w:pPr>
+      <w:r>
+        <w:rPr>
+          <w:rFonts w:ascii="Consolas" w:hAnsi="Consolas"/>
+          <w:sz w:val="18"/>
+        </w:rPr>
+        <w:t xml:space="preserve">    { nl, '(PACKAGE: [[MEIMAD:PRODUCTION_PACKAGE_ID]])' }</w:t>
+      </w:r>
+    </w:p>
+    <w:p>
+      <w:pPr>
+        <w:spacing w:after="0" w:line="240" w:lineRule="auto"/>
+        <w:rPr>
+          <w:rFonts w:ascii="Consolas" w:hAnsi="Consolas"/>
+          <w:sz w:val="18"/>
+        </w:rPr>
+      </w:pPr>
+      <w:r>
+        <w:rPr>
+          <w:rFonts w:ascii="Consolas" w:hAnsi="Consolas"/>
+          <w:sz w:val="18"/>
+        </w:rPr>
+        <w:t xml:space="preserve">    { nl, '(MACHINE: [[MEIMAD:MACHINE_ID]])' }</w:t>
+      </w:r>
+    </w:p>
+    <w:p>
+      <w:pPr>
+        <w:spacing w:after="0" w:line="240" w:lineRule="auto"/>
+        <w:rPr>
+          <w:rFonts w:ascii="Consolas" w:hAnsi="Consolas"/>
+          <w:sz w:val="18"/>
+        </w:rPr>
+      </w:pPr>
+      <w:r>
+        <w:rPr>
+          <w:rFonts w:ascii="Consolas" w:hAnsi="Consolas"/>
+          <w:sz w:val="18"/>
+        </w:rPr>
+        <w:t xml:space="preserve">    { nl, '(NC RELEASE: [[MEIMAD:NC_RELEASE_ID]])' }</w:t>
+      </w:r>
+    </w:p>
+    <w:p>
+      <w:pPr>
+        <w:spacing w:after="0" w:line="240" w:lineRule="auto"/>
+        <w:rPr>
+          <w:rFonts w:ascii="Consolas" w:hAnsi="Consolas"/>
+          <w:sz w:val="18"/>
+        </w:rPr>
+      </w:pPr>
+      <w:r>
+        <w:rPr>
+          <w:rFonts w:ascii="Consolas" w:hAnsi="Consolas"/>
+          <w:sz w:val="18"/>
+        </w:rPr>
+        <w:t xml:space="preserve">    { nl, '(OFFSET LOADER: [[MEIMAD:OFFSET_LOADER_RELEASE_ID]])' }</w:t>
+      </w:r>
+    </w:p>
+    <w:p>
+      <w:pPr>
+        <w:spacing w:after="0" w:line="240" w:lineRule="auto"/>
+        <w:rPr>
+          <w:rFonts w:ascii="Consolas" w:hAnsi="Consolas"/>
+          <w:sz w:val="18"/>
+        </w:rPr>
+      </w:pPr>
+      <w:r>
+        <w:rPr>
+          <w:rFonts w:ascii="Consolas" w:hAnsi="Consolas"/>
+          <w:sz w:val="18"/>
+        </w:rPr>
+        <w:t xml:space="preserve">    { nl, '[[MEIMAD:VERIFICATION_HOOK]]' }</w:t>
+      </w:r>
+    </w:p>
+    <w:p>
+      <w:pPr>
+        <w:spacing w:after="0" w:line="240" w:lineRule="auto"/>
+        <w:rPr>
+          <w:rFonts w:ascii="Consolas" w:hAnsi="Consolas"/>
+          <w:sz w:val="18"/>
+        </w:rPr>
+      </w:pPr>
+      <w:r>
+        <w:rPr>
+          <w:rFonts w:ascii="Consolas" w:hAnsi="Consolas"/>
+          <w:sz w:val="18"/>
+        </w:rPr>
+        <w:t xml:space="preserve">    { nl, '[[MEIMAD:EVENT_CONTEXT]]' }</w:t>
+      </w:r>
+    </w:p>
+    <w:p>
+      <w:pPr>
+        <w:spacing w:after="0" w:line="240" w:lineRule="auto"/>
+        <w:rPr>
+          <w:rFonts w:ascii="Consolas" w:hAnsi="Consolas"/>
+          <w:sz w:val="18"/>
+        </w:rPr>
+      </w:pPr>
+      <w:r>
+        <w:rPr>
+          <w:rFonts w:ascii="Consolas" w:hAnsi="Consolas"/>
+          <w:sz w:val="18"/>
+        </w:rPr>
+        <w:t>; the OSP PUT text contains single quotes, so this literal is double-quoted</w:t>
+      </w:r>
+    </w:p>
+    <w:p>
+      <w:pPr>
+        <w:spacing w:after="0" w:line="240" w:lineRule="auto"/>
+        <w:rPr>
+          <w:rFonts w:ascii="Consolas" w:hAnsi="Consolas"/>
+          <w:sz w:val="18"/>
+        </w:rPr>
+      </w:pPr>
+      <w:r>
+        <w:rPr>
+          <w:rFonts w:ascii="Consolas" w:hAnsi="Consolas"/>
+          <w:sz w:val="18"/>
+        </w:rPr>
+        <w:t xml:space="preserve">    { nl, "PUT '[[MEIMAD:PART_NAME]]'" }</w:t>
+      </w:r>
+    </w:p>
+    <w:p>
+      <w:pPr>
+        <w:spacing w:after="0" w:line="240" w:lineRule="auto"/>
+        <w:rPr>
+          <w:rFonts w:ascii="Consolas" w:hAnsi="Consolas"/>
+          <w:sz w:val="18"/>
+        </w:rPr>
+      </w:pPr>
+      <w:r>
+        <w:rPr>
+          <w:rFonts w:ascii="Consolas" w:hAnsi="Consolas"/>
+          <w:sz w:val="18"/>
+        </w:rPr>
+        <w:t xml:space="preserve">    { nl, 'WRITE C' }</w:t>
+      </w:r>
+    </w:p>
+    <w:p>
+      <w:pPr>
+        <w:spacing w:after="0" w:line="240" w:lineRule="auto"/>
+        <w:rPr>
+          <w:rFonts w:ascii="Consolas" w:hAnsi="Consolas"/>
+          <w:sz w:val="18"/>
+        </w:rPr>
+      </w:pPr>
+      <w:r>
+        <w:rPr>
+          <w:rFonts w:ascii="Consolas" w:hAnsi="Consolas"/>
+          <w:sz w:val="18"/>
+        </w:rPr>
+        <w:t xml:space="preserve">    { nl, '[[MEIMAD:CYCLE_START]]' }</w:t>
+      </w:r>
+    </w:p>
+    <w:p>
+      <w:pPr>
+        <w:spacing w:after="0" w:line="240" w:lineRule="auto"/>
+        <w:rPr>
+          <w:rFonts w:ascii="Consolas" w:hAnsi="Consolas"/>
+          <w:sz w:val="18"/>
+        </w:rPr>
+      </w:pPr>
+      <w:r>
+        <w:rPr>
+          <w:rFonts w:ascii="Consolas" w:hAnsi="Consolas"/>
+          <w:sz w:val="18"/>
+        </w:rPr>
+        <w:t xml:space="preserve">    { nl, 'G15 H1' }</w:t>
       </w:r>
     </w:p>
     <w:p>
@@ -10270,23 +10296,23 @@
           <w:rFonts w:ascii="Consolas" w:hAnsi="Consolas"/>
           <w:sz w:val="18"/>
         </w:rPr>
-        <w:t xml:space="preserve">    output "\J" "[[MEIMAD:CYCLE_END]]"</w:t>
-      </w:r>
-    </w:p>
-    <w:p>
-      <w:pPr>
-        <w:spacing w:after="0" w:line="240" w:lineRule="auto"/>
-        <w:rPr>
-          <w:rFonts w:ascii="Consolas" w:hAnsi="Consolas"/>
-          <w:sz w:val="18"/>
-        </w:rPr>
-      </w:pPr>
-      <w:r>
-        <w:rPr>
-          <w:rFonts w:ascii="Consolas" w:hAnsi="Consolas"/>
-          <w:sz w:val="18"/>
-        </w:rPr>
-        <w:t xml:space="preserve">    output "\J" "M02"</w:t>
+        <w:t xml:space="preserve">    { nl, '[[MEIMAD:CYCLE_END]]' }</w:t>
+      </w:r>
+    </w:p>
+    <w:p>
+      <w:pPr>
+        <w:spacing w:after="0" w:line="240" w:lineRule="auto"/>
+        <w:rPr>
+          <w:rFonts w:ascii="Consolas" w:hAnsi="Consolas"/>
+          <w:sz w:val="18"/>
+        </w:rPr>
+      </w:pPr>
+      <w:r>
+        <w:rPr>
+          <w:rFonts w:ascii="Consolas" w:hAnsi="Consolas"/>
+          <w:sz w:val="18"/>
+        </w:rPr>
+        <w:t xml:space="preserve">    { nl, 'M02' }</w:t>
       </w:r>
     </w:p>
     <w:p>
@@ -10371,7 +10397,19 @@
         </w:numPr>
       </w:pPr>
       <w:r>
-        <w:t>Strings in GPPL are double-quoted; the tokens contain only [, ], :, _, and letters, none of which needs escaping.</w:t>
+        <w:t>GPPL string literals use single quotes. The tokens contain only [, ], :, _, and letters, which are literal inside a GPPL string. When the line's own text contains a single quote, as in the Okuma PUT '...', write that literal with double quotes instead ({ nl, "PUT '[[MEIMAD:PART_NAME]]'" }).</w:t>
+      </w:r>
+    </w:p>
+    <w:p>
+      <w:pPr>
+        <w:pStyle w:val="ListParagraph"/>
+        <w:numPr>
+          <w:ilvl w:val="0"/>
+          <w:numId w:val="7"/>
+        </w:numPr>
+      </w:pPr>
+      <w:r>
+        <w:t>{ nl, ... } outputs a line with no sequence number, which is what every Meimad header, hook, and print line needs. Use { nb, ... } only where the post already adds N-numbers to real motion blocks; do not put an N-number on a Meimad token line.</w:t>
       </w:r>
     </w:p>
     <w:p>
@@ -10392,7 +10430,7 @@
         <w:rPr>
           <w:rFonts w:cs="Calibri"/>
         </w:rPr>
-        <w:t>Cimatron GPP posts are .exf execution files made of named blocks. The tape-level blocks are BEGINNING OF TAPE: (once, at the start of the NC file) and END OF TAPE: (once, at the end); OUTPUT \J "text" ; writes a literal on a new line and every statement ends with ;. Emit the tokens before any executable modal or motion block.</w:t>
+        <w:t>Cimatron GPP posts are .exf execution files made of named blocks. The tape-level blocks are BEGINNING OF TAPE: (once, at the start of the NC file) and END OF TAPE: (once, at the end). OUTPUT \J "text" ; writes a literal on a new line with no sequence number; OUTPUT $ "text" ; writes a new line that does get one (used for the real N-numbered motion blocks, never for a Meimad token). OUTPUT "text" ; without \J or $ continues the current line. String literals are double-quoted, items concatenate by a space between them, and every statement ends with ;. A .exf source comment line starts with *, not with { } or //. Emit the tokens before any executable modal or motion block.</w:t>
       </w:r>
     </w:p>
     <w:p>
@@ -10592,7 +10630,23 @@
           <w:rFonts w:ascii="Consolas" w:hAnsi="Consolas"/>
           <w:sz w:val="18"/>
         </w:rPr>
-        <w:t xml:space="preserve">        OUTPUT \J "POPEN" ;                       { FANUC family only }</w:t>
+        <w:t>* FANUC family only: open the print channel after the hook</w:t>
+      </w:r>
+    </w:p>
+    <w:p>
+      <w:pPr>
+        <w:spacing w:after="0" w:line="240" w:lineRule="auto"/>
+        <w:rPr>
+          <w:rFonts w:ascii="Consolas" w:hAnsi="Consolas"/>
+          <w:sz w:val="18"/>
+        </w:rPr>
+      </w:pPr>
+      <w:r>
+        <w:rPr>
+          <w:rFonts w:ascii="Consolas" w:hAnsi="Consolas"/>
+          <w:sz w:val="18"/>
+        </w:rPr>
+        <w:t xml:space="preserve">        OUTPUT \J "POPEN" ;</w:t>
       </w:r>
     </w:p>
     <w:p>
@@ -10681,7 +10735,7 @@
           <w:rFonts w:ascii="Consolas" w:hAnsi="Consolas"/>
           <w:sz w:val="18"/>
         </w:rPr>
-        <w:t>{ TOOL CHANGE:, LINEAR MOTION:, CIRCULAR MOTION:, cycles: the existing post blocks, unchanged }</w:t>
+        <w:t>* TOOL CHANGE:, LINEAR MOTION:, CIRCULAR MOTION:, cycles: the existing post blocks, unchanged</w:t>
       </w:r>
     </w:p>
     <w:p>
@@ -10738,7 +10792,23 @@
           <w:rFonts w:ascii="Consolas" w:hAnsi="Consolas"/>
           <w:sz w:val="18"/>
         </w:rPr>
-        <w:t xml:space="preserve">        OUTPUT \J "PCLOS" ;                       { FANUC family only }</w:t>
+        <w:t>* FANUC family only: close the print channel before M30</w:t>
+      </w:r>
+    </w:p>
+    <w:p>
+      <w:pPr>
+        <w:spacing w:after="0" w:line="240" w:lineRule="auto"/>
+        <w:rPr>
+          <w:rFonts w:ascii="Consolas" w:hAnsi="Consolas"/>
+          <w:sz w:val="18"/>
+        </w:rPr>
+      </w:pPr>
+      <w:r>
+        <w:rPr>
+          <w:rFonts w:ascii="Consolas" w:hAnsi="Consolas"/>
+          <w:sz w:val="18"/>
+        </w:rPr>
+        <w:t xml:space="preserve">        OUTPUT \J "PCLOS" ;</w:t>
       </w:r>
     </w:p>
     <w:p>
@@ -11104,7 +11174,7 @@
         </w:numPr>
       </w:pPr>
       <w:r>
-        <w:t>Block names above are those of the classic GPP .exf; a GPP2 post keeps the same OUTPUT \J "..." ; statement, so check the sample .exf shipped with your Cimatron version for the exact block names it uses.</w:t>
+        <w:t>Block names above are those of the classic GPP .exf; a GPP2 (.ex2) post keeps the same OUTPUT \J "..." ; statement and block markers, so check the sample post shipped with your Cimatron version for the exact block names it uses.</w:t>
       </w:r>
     </w:p>
     <w:p>
@@ -11116,7 +11186,7 @@
         </w:numPr>
       </w:pPr>
       <w:r>
-        <w:t>Braces { } are GPP comments in the listing above and are not written to the NC file.</w:t>
+        <w:t>Never write a Meimad token with OUTPUT $. That form adds the block's N sequence number, which turns a token line into two tokens on the same physical line and fails release validation (verification_placeholder_not_first for the hook, or a malformed placeholder for any other key). OUTPUT \J is correct for every line shown above.</w:t>
       </w:r>
     </w:p>
     <w:p>
@@ -11997,7 +12067,7 @@
                 <w:rFonts w:cs="Calibri"/>
                 <w:sz w:val="19"/>
               </w:rPr>
-              <w:t>SolidCAM output "..." lines without "\J"</w:t>
+              <w:t>SolidCAM Meimad line in a { nb, ... } block</w:t>
             </w:r>
           </w:p>
         </w:tc>
@@ -12017,7 +12087,7 @@
                 <w:rFonts w:cs="Calibri"/>
                 <w:sz w:val="19"/>
               </w:rPr>
-              <w:t>output "\J" "..."</w:t>
+              <w:t>{ nl, '...' }</w:t>
             </w:r>
           </w:p>
         </w:tc>
@@ -12037,7 +12107,75 @@
                 <w:rFonts w:cs="Calibri"/>
                 <w:sz w:val="19"/>
               </w:rPr>
-              <w:t>Everything on one line; rejected as malformed or verification_placeholder_not_first</w:t>
+              <w:t>The block prefixes an N sequence number, so the token is not a standalone line (verification_placeholder_not_first)</w:t>
+            </w:r>
+          </w:p>
+        </w:tc>
+      </w:tr>
+      <w:tr>
+        <w:tblPrEx>
+          <w:tblCellMar>
+            <w:top w:w="0" w:type="dxa"/>
+            <w:bottom w:w="0" w:type="dxa"/>
+          </w:tblCellMar>
+        </w:tblPrEx>
+        <w:tc>
+          <w:tcPr>
+            <w:tcW w:w="3264" w:type="dxa"/>
+          </w:tcPr>
+          <w:p>
+            <w:pPr>
+              <w:rPr>
+                <w:rFonts w:cs="Calibri"/>
+                <w:sz w:val="19"/>
+              </w:rPr>
+            </w:pPr>
+            <w:r>
+              <w:rPr>
+                <w:rFonts w:cs="Calibri"/>
+                <w:sz w:val="19"/>
+              </w:rPr>
+              <w:t>SolidCAM output "..." (invented, not GPPL)</w:t>
+            </w:r>
+          </w:p>
+        </w:tc>
+        <w:tc>
+          <w:tcPr>
+            <w:tcW w:w="3264" w:type="dxa"/>
+          </w:tcPr>
+          <w:p>
+            <w:pPr>
+              <w:rPr>
+                <w:rFonts w:cs="Calibri"/>
+                <w:sz w:val="19"/>
+              </w:rPr>
+            </w:pPr>
+            <w:r>
+              <w:rPr>
+                <w:rFonts w:cs="Calibri"/>
+                <w:sz w:val="19"/>
+              </w:rPr>
+              <w:t>{ nl, '...' }</w:t>
+            </w:r>
+          </w:p>
+        </w:tc>
+        <w:tc>
+          <w:tcPr>
+            <w:tcW w:w="3264" w:type="dxa"/>
+          </w:tcPr>
+          <w:p>
+            <w:pPr>
+              <w:rPr>
+                <w:rFonts w:cs="Calibri"/>
+                <w:sz w:val="19"/>
+              </w:rPr>
+            </w:pPr>
+            <w:r>
+              <w:rPr>
+                <w:rFonts w:cs="Calibri"/>
+                <w:sz w:val="19"/>
+              </w:rPr>
+              <w:t>The post does not compile; GPPL has no output command</w:t>
             </w:r>
           </w:p>
         </w:tc>
@@ -12805,7 +12943,7 @@
 <file path=word/numbering.xml><?xml version="1.0" encoding="utf-8"?>
 <w:numbering xmlns:wpc="http://schemas.microsoft.com/office/word/2010/wordprocessingCanvas" xmlns:cx="http://schemas.microsoft.com/office/drawing/2014/chartex" xmlns:cx1="http://schemas.microsoft.com/office/drawing/2015/9/8/chartex" xmlns:cx2="http://schemas.microsoft.com/office/drawing/2015/10/21/chartex" xmlns:cx3="http://schemas.microsoft.com/office/drawing/2016/5/9/chartex" xmlns:cx4="http://schemas.microsoft.com/office/drawing/2016/5/10/chartex" xmlns:cx5="http://schemas.microsoft.com/office/drawing/2016/5/11/chartex" xmlns:cx6="http://schemas.microsoft.com/office/drawing/2016/5/12/chartex" xmlns:cx7="http://schemas.microsoft.com/office/drawing/2016/5/13/chartex" xmlns:cx8="http://schemas.microsoft.com/office/drawing/2016/5/14/chartex" xmlns:mc="http://schemas.openxmlformats.org/markup-compatibility/2006" xmlns:aink="http://schemas.microsoft.com/office/drawing/2016/ink" xmlns:am3d="http://schemas.microsoft.com/office/drawing/2017/model3d" xmlns:o="urn:schemas-microsoft-com:office:office" xmlns:oel="http://schemas.microsoft.com/office/2019/extlst" xmlns:r="http://schemas.openxmlformats.org/officeDocument/2006/relationships" xmlns:m="http://schemas.openxmlformats.org/officeDocument/2006/math" xmlns:v="urn:schemas-microsoft-com:vml" xmlns:wp14="http://schemas.microsoft.com/office/word/2010/wordprocessingDrawing" xmlns:wp="http://schemas.openxmlformats.org/drawingml/2006/wordprocessingDrawing" xmlns:w10="urn:schemas-microsoft-com:office:word" xmlns:w="http://schemas.openxmlformats.org/wordprocessingml/2006/main" xmlns:w14="http://schemas.microsoft.com/office/word/2010/wordml" xmlns:w15="http://schemas.microsoft.com/office/word/2012/wordml" xmlns:w16cex="http://schemas.microsoft.com/office/word/2018/wordml/cex" xmlns:w16cid="http://schemas.microsoft.com/office/word/2016/wordml/cid" xmlns:w16="http://schemas.microsoft.com/office/word/2018/wordml" xmlns:w16du="http://schemas.microsoft.com/office/word/2023/wordml/word16du" xmlns:w16sdtdh="http://schemas.microsoft.com/office/word/2020/wordml/sdtdatahash" xmlns:w16sdtfl="http://schemas.microsoft.com/office/word/2024/wordml/sdtformatlock" xmlns:w16se="http://schemas.microsoft.com/office/word/2015/wordml/symex" xmlns:wpg="http://schemas.microsoft.com/office/word/2010/wordprocessingGroup" xmlns:wpi="http://schemas.microsoft.com/office/word/2010/wordprocessingInk" xmlns:wne="http://schemas.microsoft.com/office/word/2006/wordml" xmlns:wps="http://schemas.microsoft.com/office/word/2010/wordprocessingShape" mc:Ignorable="w14 w15 w16se w16cid w16 w16cex w16sdtdh w16sdtfl w16du wp14">
   <w:abstractNum w:abstractNumId="0" w15:restartNumberingAfterBreak="0">
-    <w:nsid w:val="00973D63"/>
+    <w:nsid w:val="0B1F52C6"/>
     <w:multiLevelType w:val="singleLevel"/>
     <w:tmpl w:val="20000001"/>
     <w:lvl w:ilvl="0">
@@ -12822,7 +12960,7 @@
     </w:lvl>
   </w:abstractNum>
   <w:abstractNum w:abstractNumId="1" w15:restartNumberingAfterBreak="0">
-    <w:nsid w:val="056E7599"/>
+    <w:nsid w:val="19092135"/>
     <w:multiLevelType w:val="singleLevel"/>
     <w:tmpl w:val="20000001"/>
     <w:lvl w:ilvl="0">
@@ -12839,7 +12977,7 @@
     </w:lvl>
   </w:abstractNum>
   <w:abstractNum w:abstractNumId="2" w15:restartNumberingAfterBreak="0">
-    <w:nsid w:val="09D843A2"/>
+    <w:nsid w:val="28CA098E"/>
     <w:multiLevelType w:val="singleLevel"/>
     <w:tmpl w:val="20000001"/>
     <w:lvl w:ilvl="0">
@@ -12856,7 +12994,7 @@
     </w:lvl>
   </w:abstractNum>
   <w:abstractNum w:abstractNumId="3" w15:restartNumberingAfterBreak="0">
-    <w:nsid w:val="23C27F61"/>
+    <w:nsid w:val="2C94574E"/>
     <w:multiLevelType w:val="singleLevel"/>
     <w:tmpl w:val="20000001"/>
     <w:lvl w:ilvl="0">
@@ -12873,7 +13011,7 @@
     </w:lvl>
   </w:abstractNum>
   <w:abstractNum w:abstractNumId="4" w15:restartNumberingAfterBreak="0">
-    <w:nsid w:val="24C70F98"/>
+    <w:nsid w:val="2E3B4028"/>
     <w:multiLevelType w:val="singleLevel"/>
     <w:tmpl w:val="20000001"/>
     <w:lvl w:ilvl="0">
@@ -12890,7 +13028,7 @@
     </w:lvl>
   </w:abstractNum>
   <w:abstractNum w:abstractNumId="5" w15:restartNumberingAfterBreak="0">
-    <w:nsid w:val="28AE5688"/>
+    <w:nsid w:val="32E37EE4"/>
     <w:multiLevelType w:val="singleLevel"/>
     <w:tmpl w:val="20000001"/>
     <w:lvl w:ilvl="0">
@@ -12907,7 +13045,7 @@
     </w:lvl>
   </w:abstractNum>
   <w:abstractNum w:abstractNumId="6" w15:restartNumberingAfterBreak="0">
-    <w:nsid w:val="2CFE35C9"/>
+    <w:nsid w:val="37697B18"/>
     <w:multiLevelType w:val="singleLevel"/>
     <w:tmpl w:val="20000001"/>
     <w:lvl w:ilvl="0">
@@ -12924,7 +13062,21 @@
     </w:lvl>
   </w:abstractNum>
   <w:abstractNum w:abstractNumId="7" w15:restartNumberingAfterBreak="0">
-    <w:nsid w:val="45C84B15"/>
+    <w:nsid w:val="435C72AC"/>
+    <w:multiLevelType w:val="singleLevel"/>
+    <w:tmpl w:val="2000000F"/>
+    <w:lvl w:ilvl="0">
+      <w:start w:val="1"/>
+      <w:numFmt w:val="decimal"/>
+      <w:lvlText w:val="%1."/>
+      <w:lvlJc w:val="left"/>
+      <w:pPr>
+        <w:ind w:left="720" w:hanging="360"/>
+      </w:pPr>
+    </w:lvl>
+  </w:abstractNum>
+  <w:abstractNum w:abstractNumId="8" w15:restartNumberingAfterBreak="0">
+    <w:nsid w:val="4B6059C5"/>
     <w:multiLevelType w:val="singleLevel"/>
     <w:tmpl w:val="20000001"/>
     <w:lvl w:ilvl="0">
@@ -12940,8 +13092,8 @@
       </w:rPr>
     </w:lvl>
   </w:abstractNum>
-  <w:abstractNum w:abstractNumId="8" w15:restartNumberingAfterBreak="0">
-    <w:nsid w:val="4AB97282"/>
+  <w:abstractNum w:abstractNumId="9" w15:restartNumberingAfterBreak="0">
+    <w:nsid w:val="71E11A21"/>
     <w:multiLevelType w:val="singleLevel"/>
     <w:tmpl w:val="20000001"/>
     <w:lvl w:ilvl="0">
@@ -12957,8 +13109,8 @@
       </w:rPr>
     </w:lvl>
   </w:abstractNum>
-  <w:abstractNum w:abstractNumId="9" w15:restartNumberingAfterBreak="0">
-    <w:nsid w:val="4B6A7492"/>
+  <w:abstractNum w:abstractNumId="10" w15:restartNumberingAfterBreak="0">
+    <w:nsid w:val="75A334DC"/>
     <w:multiLevelType w:val="singleLevel"/>
     <w:tmpl w:val="20000001"/>
     <w:lvl w:ilvl="0">
@@ -12974,8 +13126,8 @@
       </w:rPr>
     </w:lvl>
   </w:abstractNum>
-  <w:abstractNum w:abstractNumId="10" w15:restartNumberingAfterBreak="0">
-    <w:nsid w:val="5C805FFF"/>
+  <w:abstractNum w:abstractNumId="11" w15:restartNumberingAfterBreak="0">
+    <w:nsid w:val="791E4999"/>
     <w:multiLevelType w:val="singleLevel"/>
     <w:tmpl w:val="20000001"/>
     <w:lvl w:ilvl="0">
@@ -12991,55 +13143,41 @@
       </w:rPr>
     </w:lvl>
   </w:abstractNum>
-  <w:abstractNum w:abstractNumId="11" w15:restartNumberingAfterBreak="0">
-    <w:nsid w:val="63061FE3"/>
-    <w:multiLevelType w:val="singleLevel"/>
-    <w:tmpl w:val="2000000F"/>
-    <w:lvl w:ilvl="0">
-      <w:start w:val="1"/>
-      <w:numFmt w:val="decimal"/>
-      <w:lvlText w:val="%1."/>
-      <w:lvlJc w:val="left"/>
-      <w:pPr>
-        <w:ind w:left="720" w:hanging="360"/>
-      </w:pPr>
-    </w:lvl>
-  </w:abstractNum>
-  <w:num w:numId="1" w16cid:durableId="195587971">
+  <w:num w:numId="1" w16cid:durableId="888492572">
+    <w:abstractNumId w:val="6"/>
+  </w:num>
+  <w:num w:numId="2" w16cid:durableId="464588620">
+    <w:abstractNumId w:val="0"/>
+  </w:num>
+  <w:num w:numId="3" w16cid:durableId="2116635218">
+    <w:abstractNumId w:val="11"/>
+  </w:num>
+  <w:num w:numId="4" w16cid:durableId="48847580">
+    <w:abstractNumId w:val="9"/>
+  </w:num>
+  <w:num w:numId="5" w16cid:durableId="1990868096">
+    <w:abstractNumId w:val="5"/>
+  </w:num>
+  <w:num w:numId="6" w16cid:durableId="1805804604">
+    <w:abstractNumId w:val="1"/>
+  </w:num>
+  <w:num w:numId="7" w16cid:durableId="1017729660">
+    <w:abstractNumId w:val="4"/>
+  </w:num>
+  <w:num w:numId="8" w16cid:durableId="867643811">
+    <w:abstractNumId w:val="10"/>
+  </w:num>
+  <w:num w:numId="9" w16cid:durableId="810562901">
+    <w:abstractNumId w:val="3"/>
+  </w:num>
+  <w:num w:numId="10" w16cid:durableId="681932772">
+    <w:abstractNumId w:val="2"/>
+  </w:num>
+  <w:num w:numId="11" w16cid:durableId="697238062">
     <w:abstractNumId w:val="7"/>
   </w:num>
-  <w:num w:numId="2" w16cid:durableId="754782125">
-    <w:abstractNumId w:val="3"/>
-  </w:num>
-  <w:num w:numId="3" w16cid:durableId="321200879">
-    <w:abstractNumId w:val="10"/>
-  </w:num>
-  <w:num w:numId="4" w16cid:durableId="1496804610">
-    <w:abstractNumId w:val="6"/>
-  </w:num>
-  <w:num w:numId="5" w16cid:durableId="299462885">
+  <w:num w:numId="12" w16cid:durableId="1094790395">
     <w:abstractNumId w:val="8"/>
-  </w:num>
-  <w:num w:numId="6" w16cid:durableId="124127202">
-    <w:abstractNumId w:val="4"/>
-  </w:num>
-  <w:num w:numId="7" w16cid:durableId="994068711">
-    <w:abstractNumId w:val="2"/>
-  </w:num>
-  <w:num w:numId="8" w16cid:durableId="70392971">
-    <w:abstractNumId w:val="5"/>
-  </w:num>
-  <w:num w:numId="9" w16cid:durableId="1654022560">
-    <w:abstractNumId w:val="0"/>
-  </w:num>
-  <w:num w:numId="10" w16cid:durableId="976879917">
-    <w:abstractNumId w:val="9"/>
-  </w:num>
-  <w:num w:numId="11" w16cid:durableId="2093354503">
-    <w:abstractNumId w:val="11"/>
-  </w:num>
-  <w:num w:numId="12" w16cid:durableId="1120881648">
-    <w:abstractNumId w:val="1"/>
   </w:num>
 </w:numbering>
 </file>
@@ -13459,7 +13597,7 @@
     <w:link w:val="Heading1Char"/>
     <w:uiPriority w:val="9"/>
     <w:qFormat/>
-    <w:rsid w:val="00EF34BB"/>
+    <w:rsid w:val="001A2FC7"/>
     <w:pPr>
       <w:keepNext/>
       <w:keepLines/>
@@ -13482,7 +13620,7 @@
     <w:uiPriority w:val="9"/>
     <w:unhideWhenUsed/>
     <w:qFormat/>
-    <w:rsid w:val="00EF34BB"/>
+    <w:rsid w:val="001A2FC7"/>
     <w:pPr>
       <w:keepNext/>
       <w:keepLines/>
@@ -13506,7 +13644,7 @@
     <w:semiHidden/>
     <w:unhideWhenUsed/>
     <w:qFormat/>
-    <w:rsid w:val="00EF34BB"/>
+    <w:rsid w:val="001A2FC7"/>
     <w:pPr>
       <w:keepNext/>
       <w:keepLines/>
@@ -13530,7 +13668,7 @@
     <w:semiHidden/>
     <w:unhideWhenUsed/>
     <w:qFormat/>
-    <w:rsid w:val="00EF34BB"/>
+    <w:rsid w:val="001A2FC7"/>
     <w:pPr>
       <w:keepNext/>
       <w:keepLines/>
@@ -13553,7 +13691,7 @@
     <w:semiHidden/>
     <w:unhideWhenUsed/>
     <w:qFormat/>
-    <w:rsid w:val="00EF34BB"/>
+    <w:rsid w:val="001A2FC7"/>
     <w:pPr>
       <w:keepNext/>
       <w:keepLines/>
@@ -13574,7 +13712,7 @@
     <w:semiHidden/>
     <w:unhideWhenUsed/>
     <w:qFormat/>
-    <w:rsid w:val="00EF34BB"/>
+    <w:rsid w:val="001A2FC7"/>
     <w:pPr>
       <w:keepNext/>
       <w:keepLines/>
@@ -13597,7 +13735,7 @@
     <w:semiHidden/>
     <w:unhideWhenUsed/>
     <w:qFormat/>
-    <w:rsid w:val="00EF34BB"/>
+    <w:rsid w:val="001A2FC7"/>
     <w:pPr>
       <w:keepNext/>
       <w:keepLines/>
@@ -13618,7 +13756,7 @@
     <w:semiHidden/>
     <w:unhideWhenUsed/>
     <w:qFormat/>
-    <w:rsid w:val="00EF34BB"/>
+    <w:rsid w:val="001A2FC7"/>
     <w:pPr>
       <w:keepNext/>
       <w:keepLines/>
@@ -13641,7 +13779,7 @@
     <w:semiHidden/>
     <w:unhideWhenUsed/>
     <w:qFormat/>
-    <w:rsid w:val="00EF34BB"/>
+    <w:rsid w:val="001A2FC7"/>
     <w:pPr>
       <w:keepNext/>
       <w:keepLines/>
@@ -13685,7 +13823,7 @@
     <w:basedOn w:val="DefaultParagraphFont"/>
     <w:link w:val="Heading1"/>
     <w:uiPriority w:val="9"/>
-    <w:rsid w:val="00EF34BB"/>
+    <w:rsid w:val="001A2FC7"/>
     <w:rPr>
       <w:rFonts w:ascii="Calibri" w:eastAsiaTheme="majorEastAsia" w:hAnsi="Calibri" w:cstheme="majorBidi"/>
       <w:b/>
@@ -13699,7 +13837,7 @@
     <w:basedOn w:val="DefaultParagraphFont"/>
     <w:link w:val="Heading2"/>
     <w:uiPriority w:val="9"/>
-    <w:rsid w:val="00EF34BB"/>
+    <w:rsid w:val="001A2FC7"/>
     <w:rPr>
       <w:rFonts w:ascii="Calibri" w:eastAsiaTheme="majorEastAsia" w:hAnsi="Calibri" w:cstheme="majorBidi"/>
       <w:b/>
@@ -13714,7 +13852,7 @@
     <w:link w:val="Heading3"/>
     <w:uiPriority w:val="9"/>
     <w:semiHidden/>
-    <w:rsid w:val="00EF34BB"/>
+    <w:rsid w:val="001A2FC7"/>
     <w:rPr>
       <w:rFonts w:ascii="Calibri" w:eastAsiaTheme="majorEastAsia" w:hAnsi="Calibri" w:cstheme="majorBidi"/>
       <w:b/>
@@ -13728,7 +13866,7 @@
     <w:link w:val="Heading4"/>
     <w:uiPriority w:val="9"/>
     <w:semiHidden/>
-    <w:rsid w:val="00EF34BB"/>
+    <w:rsid w:val="001A2FC7"/>
     <w:rPr>
       <w:rFonts w:eastAsiaTheme="majorEastAsia" w:cstheme="majorBidi"/>
       <w:i/>
@@ -13742,7 +13880,7 @@
     <w:link w:val="Heading5"/>
     <w:uiPriority w:val="9"/>
     <w:semiHidden/>
-    <w:rsid w:val="00EF34BB"/>
+    <w:rsid w:val="001A2FC7"/>
     <w:rPr>
       <w:rFonts w:eastAsiaTheme="majorEastAsia" w:cstheme="majorBidi"/>
       <w:color w:val="0F4761" w:themeColor="accent1" w:themeShade="BF"/>
@@ -13754,7 +13892,7 @@
     <w:link w:val="Heading6"/>
     <w:uiPriority w:val="9"/>
     <w:semiHidden/>
-    <w:rsid w:val="00EF34BB"/>
+    <w:rsid w:val="001A2FC7"/>
     <w:rPr>
       <w:rFonts w:eastAsiaTheme="majorEastAsia" w:cstheme="majorBidi"/>
       <w:i/>
@@ -13768,7 +13906,7 @@
     <w:link w:val="Heading7"/>
     <w:uiPriority w:val="9"/>
     <w:semiHidden/>
-    <w:rsid w:val="00EF34BB"/>
+    <w:rsid w:val="001A2FC7"/>
     <w:rPr>
       <w:rFonts w:eastAsiaTheme="majorEastAsia" w:cstheme="majorBidi"/>
       <w:color w:val="595959" w:themeColor="text1" w:themeTint="A6"/>
@@ -13780,7 +13918,7 @@
     <w:link w:val="Heading8"/>
     <w:uiPriority w:val="9"/>
     <w:semiHidden/>
-    <w:rsid w:val="00EF34BB"/>
+    <w:rsid w:val="001A2FC7"/>
     <w:rPr>
       <w:rFonts w:eastAsiaTheme="majorEastAsia" w:cstheme="majorBidi"/>
       <w:i/>
@@ -13794,7 +13932,7 @@
     <w:link w:val="Heading9"/>
     <w:uiPriority w:val="9"/>
     <w:semiHidden/>
-    <w:rsid w:val="00EF34BB"/>
+    <w:rsid w:val="001A2FC7"/>
     <w:rPr>
       <w:rFonts w:eastAsiaTheme="majorEastAsia" w:cstheme="majorBidi"/>
       <w:color w:val="272727" w:themeColor="text1" w:themeTint="D8"/>
@@ -13807,7 +13945,7 @@
     <w:link w:val="TitleChar"/>
     <w:uiPriority w:val="10"/>
     <w:qFormat/>
-    <w:rsid w:val="00EF34BB"/>
+    <w:rsid w:val="001A2FC7"/>
     <w:pPr>
       <w:spacing w:after="80" w:line="240" w:lineRule="auto"/>
       <w:contextualSpacing/>
@@ -13825,7 +13963,7 @@
     <w:basedOn w:val="DefaultParagraphFont"/>
     <w:link w:val="Title"/>
     <w:uiPriority w:val="10"/>
-    <w:rsid w:val="00EF34BB"/>
+    <w:rsid w:val="001A2FC7"/>
     <w:rPr>
       <w:rFonts w:asciiTheme="majorHAnsi" w:eastAsiaTheme="majorEastAsia" w:hAnsiTheme="majorHAnsi" w:cstheme="majorBidi"/>
       <w:spacing w:val="-10"/>
@@ -13841,7 +13979,7 @@
     <w:link w:val="SubtitleChar"/>
     <w:uiPriority w:val="11"/>
     <w:qFormat/>
-    <w:rsid w:val="00EF34BB"/>
+    <w:rsid w:val="001A2FC7"/>
     <w:pPr>
       <w:numPr>
         <w:ilvl w:val="1"/>
@@ -13860,7 +13998,7 @@
     <w:basedOn w:val="DefaultParagraphFont"/>
     <w:link w:val="Subtitle"/>
     <w:uiPriority w:val="11"/>
-    <w:rsid w:val="00EF34BB"/>
+    <w:rsid w:val="001A2FC7"/>
     <w:rPr>
       <w:rFonts w:eastAsiaTheme="majorEastAsia" w:cstheme="majorBidi"/>
       <w:color w:val="595959" w:themeColor="text1" w:themeTint="A6"/>
@@ -13876,7 +14014,7 @@
     <w:link w:val="QuoteChar"/>
     <w:uiPriority w:val="29"/>
     <w:qFormat/>
-    <w:rsid w:val="00EF34BB"/>
+    <w:rsid w:val="001A2FC7"/>
     <w:pPr>
       <w:spacing w:before="160"/>
       <w:jc w:val="center"/>
@@ -13892,7 +14030,7 @@
     <w:basedOn w:val="DefaultParagraphFont"/>
     <w:link w:val="Quote"/>
     <w:uiPriority w:val="29"/>
-    <w:rsid w:val="00EF34BB"/>
+    <w:rsid w:val="001A2FC7"/>
     <w:rPr>
       <w:i/>
       <w:iCs/>
@@ -13904,7 +14042,7 @@
     <w:basedOn w:val="Normal"/>
     <w:uiPriority w:val="34"/>
     <w:qFormat/>
-    <w:rsid w:val="00EF34BB"/>
+    <w:rsid w:val="001A2FC7"/>
     <w:pPr>
       <w:ind w:left="720"/>
       <w:contextualSpacing/>
@@ -13915,7 +14053,7 @@
     <w:basedOn w:val="DefaultParagraphFont"/>
     <w:uiPriority w:val="21"/>
     <w:qFormat/>
-    <w:rsid w:val="00EF34BB"/>
+    <w:rsid w:val="001A2FC7"/>
     <w:rPr>
       <w:i/>
       <w:iCs/>
@@ -13929,7 +14067,7 @@
     <w:link w:val="IntenseQuoteChar"/>
     <w:uiPriority w:val="30"/>
     <w:qFormat/>
-    <w:rsid w:val="00EF34BB"/>
+    <w:rsid w:val="001A2FC7"/>
     <w:pPr>
       <w:pBdr>
         <w:top w:val="single" w:sz="4" w:space="10" w:color="0F4761" w:themeColor="accent1" w:themeShade="BF"/>
@@ -13950,7 +14088,7 @@
     <w:basedOn w:val="DefaultParagraphFont"/>
     <w:link w:val="IntenseQuote"/>
     <w:uiPriority w:val="30"/>
-    <w:rsid w:val="00EF34BB"/>
+    <w:rsid w:val="001A2FC7"/>
     <w:rPr>
       <w:i/>
       <w:iCs/>
@@ -13962,7 +14100,7 @@
     <w:basedOn w:val="DefaultParagraphFont"/>
     <w:uiPriority w:val="32"/>
     <w:qFormat/>
-    <w:rsid w:val="00EF34BB"/>
+    <w:rsid w:val="001A2FC7"/>
     <w:rPr>
       <w:b/>
       <w:bCs/>
@@ -13977,7 +14115,7 @@
     <w:link w:val="HeaderChar"/>
     <w:uiPriority w:val="99"/>
     <w:unhideWhenUsed/>
-    <w:rsid w:val="00EF34BB"/>
+    <w:rsid w:val="001A2FC7"/>
     <w:pPr>
       <w:tabs>
         <w:tab w:val="center" w:pos="4153"/>
@@ -13991,7 +14129,7 @@
     <w:basedOn w:val="DefaultParagraphFont"/>
     <w:link w:val="Header"/>
     <w:uiPriority w:val="99"/>
-    <w:rsid w:val="00EF34BB"/>
+    <w:rsid w:val="001A2FC7"/>
     <w:rPr>
       <w:rFonts w:ascii="Calibri" w:hAnsi="Calibri"/>
       <w:sz w:val="22"/>
@@ -14003,7 +14141,7 @@
     <w:link w:val="FooterChar"/>
     <w:uiPriority w:val="99"/>
     <w:unhideWhenUsed/>
-    <w:rsid w:val="00EF34BB"/>
+    <w:rsid w:val="001A2FC7"/>
     <w:pPr>
       <w:tabs>
         <w:tab w:val="center" w:pos="4153"/>
@@ -14017,7 +14155,7 @@
     <w:basedOn w:val="DefaultParagraphFont"/>
     <w:link w:val="Footer"/>
     <w:uiPriority w:val="99"/>
-    <w:rsid w:val="00EF34BB"/>
+    <w:rsid w:val="001A2FC7"/>
     <w:rPr>
       <w:rFonts w:ascii="Calibri" w:hAnsi="Calibri"/>
       <w:sz w:val="22"/>
